--- a/FAT_Template.docx
+++ b/FAT_Template.docx
@@ -5141,7 +5141,15 @@
                 <w:color w:val="000000"/>
                 <w:lang w:val="en-US"/>
               </w:rPr>
-              <w:t>23</w:t>
+              <w:t>2</w:t>
+            </w:r>
+            <w:r>
+              <w:rPr>
+                <w:rFonts w:ascii="Arial" w:eastAsia="Times New Roman" w:hAnsi="Arial" w:cs="Arial"/>
+                <w:color w:val="000000"/>
+                <w:lang w:val="en-US"/>
+              </w:rPr>
+              <w:t>2</w:t>
             </w:r>
           </w:p>
         </w:tc>
@@ -5228,7 +5236,23 @@
                 <w:color w:val="000000"/>
                 <w:lang w:val="en-US"/>
               </w:rPr>
-              <w:t>{{p22}}</w:t>
+              <w:t>{{p2</w:t>
+            </w:r>
+            <w:r>
+              <w:rPr>
+                <w:rFonts w:ascii="Arial" w:eastAsia="Times New Roman" w:hAnsi="Arial" w:cs="Arial"/>
+                <w:color w:val="000000"/>
+                <w:lang w:val="en-US"/>
+              </w:rPr>
+              <w:t>2</w:t>
+            </w:r>
+            <w:r>
+              <w:rPr>
+                <w:rFonts w:ascii="Arial" w:eastAsia="Times New Roman" w:hAnsi="Arial" w:cs="Arial"/>
+                <w:color w:val="000000"/>
+                <w:lang w:val="en-US"/>
+              </w:rPr>
+              <w:t>}}</w:t>
             </w:r>
           </w:p>
         </w:tc>
@@ -5269,7 +5293,15 @@
                 <w:color w:val="000000"/>
                 <w:lang w:val="en-US"/>
               </w:rPr>
-              <w:t>22</w:t>
+              <w:t>2</w:t>
+            </w:r>
+            <w:r>
+              <w:rPr>
+                <w:rFonts w:ascii="Arial" w:eastAsia="Times New Roman" w:hAnsi="Arial" w:cs="Arial"/>
+                <w:color w:val="000000"/>
+                <w:lang w:val="en-US"/>
+              </w:rPr>
+              <w:t>2</w:t>
             </w:r>
             <w:r>
               <w:rPr>
